--- a/klagomål/A 44408-2025 FSC-klagomål.docx
+++ b/klagomål/A 44408-2025 FSC-klagomål.docx
@@ -178,7 +178,7 @@
       <w:r>
         <w:drawing>
           <wp:inline xmlns:a="http://schemas.openxmlformats.org/drawingml/2006/main" xmlns:pic="http://schemas.openxmlformats.org/drawingml/2006/picture">
-            <wp:extent cx="5486400" cy="5262042"/>
+            <wp:extent cx="5486400" cy="5378934"/>
             <wp:docPr id="1" name="Picture 1"/>
             <wp:cNvGraphicFramePr>
               <a:graphicFrameLocks noChangeAspect="1"/>
@@ -199,7 +199,7 @@
                   <pic:spPr>
                     <a:xfrm>
                       <a:off x="0" y="0"/>
-                      <a:ext cx="5486400" cy="5262042"/>
+                      <a:ext cx="5486400" cy="5378934"/>
                     </a:xfrm>
                     <a:prstGeom prst="rect"/>
                   </pic:spPr>
@@ -216,12 +216,12 @@
         <w:spacing w:after="240"/>
       </w:pPr>
       <w:r>
-        <w:t>Figur 1. Fyndplatser för naturvårdsarter i avverkningsanmälan. Markörer utan svart kant är placerade på fyndplatsen. Markörer med svart kant är placerade vid sidan av fyndplatsen och har ett svart streck som visar fyndplatsens exakta position. Kartans mittpunktskoordinat är N 7174578, E 754748 i SWEREF 99 TM.</w:t>
+        <w:t>Figur 1. Fyndplatser för naturvårdsarter i och inom 3 meter från avverkningsanmälan. Markörer utan svart kant är placerade på fyndplatsen. Markörer med svart kant är placerade vid sidan av fyndplatsen och har ett svart streck som visar fyndplatsens exakta position. Kartans mittpunktskoordinat är N 7174578, E 754748 i SWEREF 99 TM.</w:t>
       </w:r>
     </w:p>
     <w:p>
       <w:r>
-        <w:t>I avverkningsanmälan finns fynd av 2 naturvårdsarter, varav 1 är rödlistad, 1 är fridlyst, 2 är typiska (T) och 1 är signalart (S): tretåig hackspett (NT, T, §4) och vedticka (S, T). Se Figur 1.</w:t>
+        <w:t>I och inom 3 meter från avverkningsanmälan finns fynd av 3 naturvårdsarter, varav 2 är rödlistade, 1 är fridlyst, 3 är typiska (T) och 1 är signalart (S): garnlav (VU, T), tretåig hackspett (NT, T, §4) och vedticka (S, T). Se Figur 1.</w:t>
       </w:r>
     </w:p>
     <w:p>
@@ -252,6 +252,35 @@
         <w:rPr>
           <w:b/>
         </w:rPr>
+        <w:t>Garnlav (VU)</w:t>
+      </w:r>
+      <w:r>
+        <w:t xml:space="preserve"> är en utpräglad barrskogsart som ibland kan drapera träden i norrländska grannaturskogar med hög luftfuktighet. Den förekommer även i talldominerade bestånd där den, förutom i trädens grenverk, påträffas hängande över ojämnheter i tallbarken. Arten har minskat starkt i södra och mellersta Sverige och den minskar även i sitt nordliga utbredningsområde. Minskningstakten uppgår till 30 (20–50) % inom 50 år och överstiger gränsvärdet för Sårbar (VU). Orsaken till tillbakagången beror främst på slutavverkningar av naturskogsartade skogar. Bestånd med riklig förekomst bör regelmässigt sparas, vilket även gynnar flera andra sällsynta och rödlistade arter. Garnlav är värdväxt för den mycket sällsynta och akut hotade fjärilen barrskogslavfly (CR) som hör hemma i boreala barrskogar med riklig förekomst av värdväxten. Tidigare kunde arten konstateras årligen på flera platser vid Dala-Floda i Dalarna innan lokalerna kalavverkades. Senaste fyndet i landet av barrskogslavfly är från år 2000 då den påträffades vid Högberget i Sollefteå kommun. Garnlav är typisk art för </w:t>
+      </w:r>
+      <w:r>
+        <w:rPr>
+          <w:i/>
+        </w:rPr>
+        <w:t xml:space="preserve">9010 Taiga </w:t>
+      </w:r>
+      <w:r>
+        <w:t>och</w:t>
+      </w:r>
+      <w:r>
+        <w:rPr>
+          <w:i/>
+        </w:rPr>
+        <w:t xml:space="preserve"> 9070 Trädklädd betesmark</w:t>
+      </w:r>
+      <w:r>
+        <w:t xml:space="preserve"> (SLU Artdatabanken, 2026).</w:t>
+      </w:r>
+    </w:p>
+    <w:p>
+      <w:r>
+        <w:rPr>
+          <w:b/>
+        </w:rPr>
         <w:t>Tretåig hackspett (NT, §4)</w:t>
       </w:r>
       <w:r>
@@ -402,7 +431,7 @@
         <w:rPr>
           <w:i/>
         </w:rPr>
-        <w:t>I det avverkningsanmälda skogsområdet har 2 naturvårdsarter varav 1 rödlistade arter sina livsmiljöer och växtplatser.</w:t>
+        <w:t>I det avverkningsanmälda skogsområdet har 3 naturvårdsarter varav 2 rödlistade arter sina livsmiljöer och växtplatser.</w:t>
       </w:r>
     </w:p>
     <w:p>
@@ -931,7 +960,7 @@
     <w:r>
       <w:tab/>
       <w:tab/>
-      <w:t>2026-10-18</w:t>
+      <w:t>2026-10-19</w:t>
       <w:br/>
       <w:br/>
     </w:r>

--- a/klagomål/A 44408-2025 FSC-klagomål.docx
+++ b/klagomål/A 44408-2025 FSC-klagomål.docx
@@ -960,7 +960,7 @@
     <w:r>
       <w:tab/>
       <w:tab/>
-      <w:t>2026-10-19</w:t>
+      <w:t>2026-10-20</w:t>
       <w:br/>
       <w:br/>
     </w:r>

--- a/klagomål/A 44408-2025 FSC-klagomål.docx
+++ b/klagomål/A 44408-2025 FSC-klagomål.docx
@@ -178,7 +178,7 @@
       <w:r>
         <w:drawing>
           <wp:inline xmlns:a="http://schemas.openxmlformats.org/drawingml/2006/main" xmlns:pic="http://schemas.openxmlformats.org/drawingml/2006/picture">
-            <wp:extent cx="5486400" cy="5378934"/>
+            <wp:extent cx="5486400" cy="5388361"/>
             <wp:docPr id="1" name="Picture 1"/>
             <wp:cNvGraphicFramePr>
               <a:graphicFrameLocks noChangeAspect="1"/>
@@ -199,7 +199,7 @@
                   <pic:spPr>
                     <a:xfrm>
                       <a:off x="0" y="0"/>
-                      <a:ext cx="5486400" cy="5378934"/>
+                      <a:ext cx="5486400" cy="5388361"/>
                     </a:xfrm>
                     <a:prstGeom prst="rect"/>
                   </pic:spPr>
@@ -216,12 +216,12 @@
         <w:spacing w:after="240"/>
       </w:pPr>
       <w:r>
-        <w:t>Figur 1. Fyndplatser för naturvårdsarter i och inom 3 meter från avverkningsanmälan. Markörer utan svart kant är placerade på fyndplatsen. Markörer med svart kant är placerade vid sidan av fyndplatsen och har ett svart streck som visar fyndplatsens exakta position. Kartans mittpunktskoordinat är N 7174578, E 754748 i SWEREF 99 TM.</w:t>
+        <w:t>Figur 1. Fyndplatser för naturvårdsarter i och inom 5 meter från avverkningsanmälan. Markörer utan svart kant är placerade på fyndplatsen. Markörer med svart kant är placerade vid sidan av fyndplatsen och har ett svart streck som visar fyndplatsens exakta position. Kartans mittpunktskoordinat är N 7174578, E 754748 i SWEREF 99 TM.</w:t>
       </w:r>
     </w:p>
     <w:p>
       <w:r>
-        <w:t>I och inom 3 meter från avverkningsanmälan finns fynd av 3 naturvårdsarter, varav 2 är rödlistade, 1 är fridlyst, 3 är typiska (T) och 1 är signalart (S): garnlav (VU, T), tretåig hackspett (NT, T, §4) och vedticka (S, T). Se Figur 1.</w:t>
+        <w:t>I och inom 5 meter från avverkningsanmälan finns fynd av 7 naturvårdsarter, varav 5 är rödlistade, 2 är fridlysta, 7 är typiska (T) och 1 är signalart (S): garnlav (VU, T), gränsticka (VU, T), gammelgransskål (NT, T), tretåig hackspett (NT, T, §4), ullticka (NT, T), vedticka (S, T) och spillkråka (T, §4). Se Figur 1.</w:t>
       </w:r>
     </w:p>
     <w:p>
@@ -281,6 +281,46 @@
         <w:rPr>
           <w:b/>
         </w:rPr>
+        <w:t>Gränsticka (VU)</w:t>
+      </w:r>
+      <w:r>
+        <w:t xml:space="preserve"> är en mycket bra signalart inom hela sitt utbredningsområde. Den är huvudsakligen knuten till restbestånd av barrnaturskog och förekommer med ett tydligt optimum i orörda eller måttligt påverkade gamla granskogar där det föreligger långvarig kontinuitet av grov död ved. Den totala populationen bedöms ha minskat och fortsätter att minska i takt med att grankontinuitetsskogar (äldre tidigare icke kalavverkade skogar) minskar i areal. Minskningstakten överstiger gränsvärdet för sårbar (VU). Lokaler som hyser arten bör undantas från skogsbruk, speciellt i mellersta och södra Sverige. Gränsticka är typisk art för </w:t>
+      </w:r>
+      <w:r>
+        <w:rPr>
+          <w:i/>
+        </w:rPr>
+        <w:t>9010 Taiga</w:t>
+      </w:r>
+      <w:r>
+        <w:t xml:space="preserve"> (SLU Artdatabanken, 2026; Nitare &amp; Skogsstyrelsen, 2019).</w:t>
+      </w:r>
+    </w:p>
+    <w:p>
+      <w:r>
+        <w:rPr>
+          <w:b/>
+        </w:rPr>
+        <w:t>Gammelgransskål (NT)</w:t>
+      </w:r>
+      <w:r>
+        <w:t xml:space="preserve"> är en liten skålsvamp som växer på gamla granar med skrovlig bark. Typiska växtplatser är gransumpskog i myrkanter, bäckdråg, bäckraviner och skuggiga bergssluttningar, men också skog på torrare mark kan hysa arten om beståndet har stark naturskogskaraktär. Bestånd med arten bör behandlas som nyckelbiotoper och sparas vid en slutavverkning. Även gallring bör undvikas. Gammelgransskål är typisk art för </w:t>
+      </w:r>
+      <w:r>
+        <w:rPr>
+          <w:i/>
+        </w:rPr>
+        <w:t>9010 Taiga</w:t>
+      </w:r>
+      <w:r>
+        <w:t xml:space="preserve"> (SLU Artdatabanken, 2024; Nitare &amp; Skogsstyrelsen, 2019).</w:t>
+      </w:r>
+    </w:p>
+    <w:p>
+      <w:r>
+        <w:rPr>
+          <w:b/>
+        </w:rPr>
         <w:t>Tretåig hackspett (NT, §4)</w:t>
       </w:r>
       <w:r>
@@ -310,6 +350,62 @@
         <w:rPr>
           <w:b/>
         </w:rPr>
+        <w:t>Ullticka (NT)</w:t>
+      </w:r>
+      <w:r>
+        <w:t xml:space="preserve"> är knuten till restbestånd av barrnaturskog och förekommer med ett tydligt optimum i orörda eller måttligt påverkade gamla granskogar där det föreligger viss kontinuitet av grov död ved. Ullticka är en bra signalart inom hela sitt utbredningsområde och i södra Sverige är den sällsynt och en god signalart för skyddsvärda granskogsmiljöer. Den hotas av avverkning och fragmentering av naturskog och äldre granskog med lång trädkontinuitet. På ullticka kan ibland ulltickeporing (VU) påträffas - det är en sällsynt ticka som nyligen delats upp i de tre olika arterna ulltickeporing </w:t>
+      </w:r>
+      <w:r>
+        <w:rPr>
+          <w:i/>
+        </w:rPr>
+        <w:t xml:space="preserve">Skeletocutis brevispora </w:t>
+      </w:r>
+      <w:r>
+        <w:t>(VU)</w:t>
+      </w:r>
+      <w:r>
+        <w:rPr>
+          <w:i/>
+        </w:rPr>
+        <w:t>, Skeletocutis delicata</w:t>
+      </w:r>
+      <w:r>
+        <w:t xml:space="preserve"> (VU)</w:t>
+      </w:r>
+      <w:r>
+        <w:rPr>
+          <w:i/>
+        </w:rPr>
+        <w:t xml:space="preserve"> och Skeletocutis exilis</w:t>
+      </w:r>
+      <w:r>
+        <w:t xml:space="preserve"> (NT). Ullticka är typisk art för </w:t>
+      </w:r>
+      <w:r>
+        <w:rPr>
+          <w:i/>
+        </w:rPr>
+        <w:t xml:space="preserve">9010 Taiga, 9050 Näringsrik granskog </w:t>
+      </w:r>
+      <w:r>
+        <w:t xml:space="preserve">och </w:t>
+      </w:r>
+      <w:r>
+        <w:rPr>
+          <w:i/>
+        </w:rPr>
+        <w:t>9030 Landhöjningsskog</w:t>
+      </w:r>
+      <w:r>
+        <w:t xml:space="preserve"> (SLU Artdatabanken, 2026; Nitare &amp; Skogsstyrelsen, 2019; Miettinen &amp; Niemelä, 2018).</w:t>
+      </w:r>
+    </w:p>
+    <w:p>
+      <w:r>
+        <w:rPr>
+          <w:b/>
+        </w:rPr>
         <w:t xml:space="preserve">Vedticka </w:t>
       </w:r>
       <w:r>
@@ -323,6 +419,35 @@
       </w:r>
       <w:r>
         <w:t>(Nitare &amp; Skogsstyrelsen, 2019; SLU Artdatabanken, 2025).</w:t>
+      </w:r>
+    </w:p>
+    <w:p>
+      <w:r>
+        <w:rPr>
+          <w:b/>
+        </w:rPr>
+        <w:t>Spillkråka (§4)</w:t>
+      </w:r>
+      <w:r>
+        <w:t xml:space="preserve"> omfattas av bilaga 1 i EU:s fågeldirektiv och är typisk art för </w:t>
+      </w:r>
+      <w:r>
+        <w:rPr>
+          <w:i/>
+        </w:rPr>
+        <w:t xml:space="preserve">9010 Taiga </w:t>
+      </w:r>
+      <w:r>
+        <w:t>och</w:t>
+      </w:r>
+      <w:r>
+        <w:rPr>
+          <w:i/>
+        </w:rPr>
+        <w:t xml:space="preserve"> 9740 Skogsbevuxen myr</w:t>
+      </w:r>
+      <w:r>
+        <w:t>. Den behöver grova träd, främst tall, asp och bok som boträd. Skogsbruk med korta omloppstider och täta, homogena ungskogar utgör det största hotet. Spillkråka är en nyckelart i skogliga miljöer vars övergivna bohål utnyttjas av flera andra hålhäckande fågelarter och fladdermöss, däribland pärluggla (EN, §4), knipa (§4), salskrake (§4) och skogsduva (§4). Hökuggla (VU, §4) och slaguggla (§4) häckar ofta i högstubbar som brutits av i höjd med ett gammalt spillkråkebo (SLU Artdatabanken, 2026; Skogsstyrelsen, 2016).</w:t>
       </w:r>
     </w:p>
     <w:p>
@@ -431,7 +556,7 @@
         <w:rPr>
           <w:i/>
         </w:rPr>
-        <w:t>I det avverkningsanmälda skogsområdet har 3 naturvårdsarter varav 2 rödlistade arter sina livsmiljöer och växtplatser.</w:t>
+        <w:t>I det avverkningsanmälda skogsområdet har 7 naturvårdsarter varav 5 rödlistade arter sina livsmiljöer och växtplatser.</w:t>
       </w:r>
     </w:p>
     <w:p>
@@ -830,6 +955,78 @@
       </w:r>
       <w:r>
         <w:t>Acta Ornithologica 40(1): 53–60.</w:t>
+      </w:r>
+    </w:p>
+    <w:p>
+      <w:pPr>
+        <w:pStyle w:val="Heading1"/>
+      </w:pPr>
+      <w:r>
+        <w:t>Spillkråka – ekologi samt krav på livsmiljön</w:t>
+      </w:r>
+    </w:p>
+    <w:p>
+      <w:r>
+        <w:t xml:space="preserve">Spillkråka (§4) ingår i bilaga 1 EU:s fågeldirektiv och är typisk art för </w:t>
+      </w:r>
+      <w:r>
+        <w:rPr>
+          <w:i/>
+        </w:rPr>
+        <w:t xml:space="preserve">9010 Taiga </w:t>
+      </w:r>
+      <w:r>
+        <w:t>och</w:t>
+      </w:r>
+      <w:r>
+        <w:rPr>
+          <w:i/>
+        </w:rPr>
+        <w:t xml:space="preserve"> 9740 Skogsbevuxen myr</w:t>
+      </w:r>
+      <w:r>
+        <w:t>. Den lever i både barr- och blandskog liksom i ren lövskog. De tätaste populationerna tenderar att finnas i äldre, variationsrik blandskog med gott om död ved och gamla träd. Varje par utnyttjar 400–1000 hektar skog beroende på skogens kvalitet. Skogsbruk med korta omloppstider och täta, homogena ungskogar utgör det största hotet (SLU Artdatabanken, 2026).</w:t>
+      </w:r>
+    </w:p>
+    <w:p>
+      <w:r>
+        <w:t>Spillkråka är en nyckelart i skogliga miljöer vars övergivna bohål utnyttjas av flera andra hålhäckande fågelarter och fladdermöss, däribland pärluggla (EN, §4), knipa (§4), salskrake (§4) och skogsduva (§4). Hökuggla (VU, §4) och slaguggla (§4) häckar ofta i högstubbar som brutits av i höjd med ett gammalt spillkråkebo (Skogsstyrelsen, 2016).</w:t>
+      </w:r>
+    </w:p>
+    <w:p>
+      <w:pPr>
+        <w:pStyle w:val="Heading2"/>
+      </w:pPr>
+      <w:r>
+        <w:t>Referenser – spillkråka</w:t>
+      </w:r>
+    </w:p>
+    <w:p>
+      <w:r>
+        <w:t xml:space="preserve">Skogsstyrelsen, 2016. </w:t>
+      </w:r>
+      <w:r>
+        <w:rPr>
+          <w:i/>
+        </w:rPr>
+        <w:t xml:space="preserve">Vägledning för hänsyn till spillkråka. </w:t>
+      </w:r>
+      <w:r>
+        <w:t>Vägledningar och kunskapsstöd artskydd – Skogsstyrelsen.</w:t>
+      </w:r>
+    </w:p>
+    <w:p>
+      <w:r>
+        <w:t xml:space="preserve">SLU Artdatabanken, 2026. </w:t>
+      </w:r>
+      <w:r>
+        <w:rPr>
+          <w:i/>
+        </w:rPr>
+        <w:t xml:space="preserve">Artfaktablad. Naturvård – artfakta. </w:t>
+      </w:r>
+      <w:r>
+        <w:t>SLU Artdatabanken, Uppsala.</w:t>
       </w:r>
     </w:p>
     <w:sectPr>
@@ -960,7 +1157,7 @@
     <w:r>
       <w:tab/>
       <w:tab/>
-      <w:t>2026-10-20</w:t>
+      <w:t>2026-10-21</w:t>
       <w:br/>
       <w:br/>
     </w:r>

--- a/klagomål/A 44408-2025 FSC-klagomål.docx
+++ b/klagomål/A 44408-2025 FSC-klagomål.docx
@@ -1157,7 +1157,7 @@
     <w:r>
       <w:tab/>
       <w:tab/>
-      <w:t>2026-10-21</w:t>
+      <w:t>2026-10-22</w:t>
       <w:br/>
       <w:br/>
     </w:r>

--- a/klagomål/A 44408-2025 FSC-klagomål.docx
+++ b/klagomål/A 44408-2025 FSC-klagomål.docx
@@ -1157,7 +1157,7 @@
     <w:r>
       <w:tab/>
       <w:tab/>
-      <w:t>2026-10-22</w:t>
+      <w:t>2026-10-23</w:t>
       <w:br/>
       <w:br/>
     </w:r>

--- a/klagomål/A 44408-2025 FSC-klagomål.docx
+++ b/klagomål/A 44408-2025 FSC-klagomål.docx
@@ -1157,7 +1157,7 @@
     <w:r>
       <w:tab/>
       <w:tab/>
-      <w:t>2026-10-23</w:t>
+      <w:t>2026-10-24</w:t>
       <w:br/>
       <w:br/>
     </w:r>

--- a/klagomål/A 44408-2025 FSC-klagomål.docx
+++ b/klagomål/A 44408-2025 FSC-klagomål.docx
@@ -1157,7 +1157,7 @@
     <w:r>
       <w:tab/>
       <w:tab/>
-      <w:t>2026-10-24</w:t>
+      <w:t>2026-10-25</w:t>
       <w:br/>
       <w:br/>
     </w:r>

--- a/klagomål/A 44408-2025 FSC-klagomål.docx
+++ b/klagomål/A 44408-2025 FSC-klagomål.docx
@@ -1157,7 +1157,7 @@
     <w:r>
       <w:tab/>
       <w:tab/>
-      <w:t>2026-10-25</w:t>
+      <w:t>2026-10-26</w:t>
       <w:br/>
       <w:br/>
     </w:r>

--- a/klagomål/A 44408-2025 FSC-klagomål.docx
+++ b/klagomål/A 44408-2025 FSC-klagomål.docx
@@ -1157,7 +1157,7 @@
     <w:r>
       <w:tab/>
       <w:tab/>
-      <w:t>2026-10-26</w:t>
+      <w:t>2026-10-27</w:t>
       <w:br/>
       <w:br/>
     </w:r>

--- a/klagomål/A 44408-2025 FSC-klagomål.docx
+++ b/klagomål/A 44408-2025 FSC-klagomål.docx
@@ -1157,7 +1157,7 @@
     <w:r>
       <w:tab/>
       <w:tab/>
-      <w:t>2026-10-27</w:t>
+      <w:t>2026-10-28</w:t>
       <w:br/>
       <w:br/>
     </w:r>

--- a/klagomål/A 44408-2025 FSC-klagomål.docx
+++ b/klagomål/A 44408-2025 FSC-klagomål.docx
@@ -1157,7 +1157,7 @@
     <w:r>
       <w:tab/>
       <w:tab/>
-      <w:t>2026-10-28</w:t>
+      <w:t>2026-10-29</w:t>
       <w:br/>
       <w:br/>
     </w:r>

--- a/klagomål/A 44408-2025 FSC-klagomål.docx
+++ b/klagomål/A 44408-2025 FSC-klagomål.docx
@@ -1157,7 +1157,7 @@
     <w:r>
       <w:tab/>
       <w:tab/>
-      <w:t>2026-10-29</w:t>
+      <w:t>2026-10-31</w:t>
       <w:br/>
       <w:br/>
     </w:r>
